--- a/output_grouped/CHUNG TU Bank 1_ZALOPAY_Khách hàng U_152114.docx
+++ b/output_grouped/CHUNG TU Bank 1_ZALOPAY_Khách hàng U_152114.docx
@@ -51,6 +51,32 @@
         </w:rPr>
         <w:t>CHUNG TU Bank 1_ZALOPAY.Khách hàng U_152114</w:t>
       </w:r>
+      <w:proofErr w:type="spellStart"/>
+      <w:r>
+        <w:rPr>
+          <w:rFonts w:ascii="Times New Roman" w:eastAsia="Calibri" w:hAnsi="Times New Roman" w:cs="Times New Roman"/>
+          <w:b/>
+          <w:bCs/>
+          <w:color w:val="000000"/>
+          <w:spacing w:val="0"/>
+          <w:kern w:val="0"/>
+          <w:sz w:val="20"/>
+          <w:szCs w:val="20"/>
+        </w:rPr>
+      </w:r>
+      <w:proofErr w:type="spellEnd"/>
+      <w:r>
+        <w:rPr>
+          <w:rFonts w:ascii="Times New Roman" w:eastAsia="Calibri" w:hAnsi="Times New Roman" w:cs="Times New Roman"/>
+          <w:b/>
+          <w:bCs/>
+          <w:color w:val="000000"/>
+          <w:spacing w:val="0"/>
+          <w:kern w:val="0"/>
+          <w:sz w:val="20"/>
+          <w:szCs w:val="20"/>
+        </w:rPr>
+      </w:r>
     </w:p>
     <w:p>
       <w:pPr>
@@ -62,6 +88,7 @@
           <w:szCs w:val="20"/>
         </w:rPr>
       </w:pPr>
+      <w:proofErr w:type="spellStart"/>
       <w:r>
         <w:rPr>
           <w:rFonts w:ascii="Times New Roman" w:hAnsi="Times New Roman" w:cs="Times New Roman"/>
@@ -70,7 +97,62 @@
           <w:sz w:val="20"/>
           <w:szCs w:val="20"/>
         </w:rPr>
-        <w:t>Mô tả dịch vụ:</w:t>
+        <w:t>Mô</w:t>
+      </w:r>
+      <w:proofErr w:type="spellEnd"/>
+      <w:r>
+        <w:rPr>
+          <w:rFonts w:ascii="Times New Roman" w:hAnsi="Times New Roman" w:cs="Times New Roman"/>
+          <w:b/>
+          <w:bCs/>
+          <w:sz w:val="20"/>
+          <w:szCs w:val="20"/>
+        </w:rPr>
+        <w:t xml:space="preserve"> </w:t>
+      </w:r>
+      <w:proofErr w:type="spellStart"/>
+      <w:r>
+        <w:rPr>
+          <w:rFonts w:ascii="Times New Roman" w:hAnsi="Times New Roman" w:cs="Times New Roman"/>
+          <w:b/>
+          <w:bCs/>
+          <w:sz w:val="20"/>
+          <w:szCs w:val="20"/>
+        </w:rPr>
+        <w:t>tả</w:t>
+      </w:r>
+      <w:proofErr w:type="spellEnd"/>
+      <w:r>
+        <w:rPr>
+          <w:rFonts w:ascii="Times New Roman" w:hAnsi="Times New Roman" w:cs="Times New Roman"/>
+          <w:b/>
+          <w:bCs/>
+          <w:sz w:val="20"/>
+          <w:szCs w:val="20"/>
+        </w:rPr>
+        <w:t xml:space="preserve"> </w:t>
+      </w:r>
+      <w:proofErr w:type="spellStart"/>
+      <w:r>
+        <w:rPr>
+          <w:rFonts w:ascii="Times New Roman" w:hAnsi="Times New Roman" w:cs="Times New Roman"/>
+          <w:b/>
+          <w:bCs/>
+          <w:sz w:val="20"/>
+          <w:szCs w:val="20"/>
+        </w:rPr>
+        <w:t>dịch</w:t>
+      </w:r>
+      <w:proofErr w:type="spellEnd"/>
+      <w:r>
+        <w:rPr>
+          <w:rFonts w:ascii="Times New Roman" w:hAnsi="Times New Roman" w:cs="Times New Roman"/>
+          <w:b/>
+          <w:bCs/>
+          <w:sz w:val="20"/>
+          <w:szCs w:val="20"/>
+        </w:rPr>
+        <w:t xml:space="preserve"> vụ:</w:t>
       </w:r>
       <w:r>
         <w:rPr>
@@ -92,6 +174,11 @@
         </w:rPr>
       </w:pPr>
       <w:r>
+        <w:rPr>
+          <w:rFonts w:ascii="Times New Roman" w:hAnsi="Times New Roman" w:cs="Times New Roman"/>
+          <w:sz w:val="20"/>
+          <w:szCs w:val="20"/>
+        </w:rPr>
         <w:t>Giao dịch thanh toán đơn hàng qua ví Zalopay bằng thẻ/ tài khoản ngân hàng đã liên kết.</w:t>
       </w:r>
     </w:p>
@@ -106,6 +193,11 @@
         </w:rPr>
       </w:pPr>
       <w:r>
+        <w:rPr>
+          <w:rFonts w:ascii="Times New Roman" w:hAnsi="Times New Roman" w:cs="Times New Roman"/>
+          <w:sz w:val="20"/>
+          <w:szCs w:val="20"/>
+        </w:rPr>
         <w:t>Giao dịch thanh toán thành công, đã cung cấp hàng hóa/ dịch vụ.</w:t>
       </w:r>
     </w:p>
@@ -113,7 +205,10 @@
       <w:pPr>
         <w:spacing w:after="0" w:line="360" w:lineRule="auto"/>
         <w:rPr>
+          <w:rFonts w:ascii="Times New Roman" w:hAnsi="Times New Roman" w:cs="Times New Roman"/>
           <w:noProof/>
+          <w:sz w:val="20"/>
+          <w:szCs w:val="20"/>
         </w:rPr>
       </w:pPr>
       <w:r>
@@ -133,11 +228,25 @@
           <w:sz w:val="20"/>
           <w:szCs w:val="20"/>
         </w:rPr>
-        <w:t>hông tin giao dịch</w:t>
-      </w:r>
-      <w:r>
-        <w:rPr>
+        <w:t xml:space="preserve">hông tin giao </w:t>
+      </w:r>
+      <w:proofErr w:type="spellStart"/>
+      <w:r>
+        <w:rPr>
+          <w:rFonts w:ascii="Times New Roman" w:hAnsi="Times New Roman" w:cs="Times New Roman"/>
+          <w:b/>
+          <w:sz w:val="20"/>
+          <w:szCs w:val="20"/>
+        </w:rPr>
+        <w:t>dịch</w:t>
+      </w:r>
+      <w:proofErr w:type="spellEnd"/>
+      <w:r>
+        <w:rPr>
+          <w:rFonts w:ascii="Times New Roman" w:hAnsi="Times New Roman" w:cs="Times New Roman"/>
           <w:noProof/>
+          <w:sz w:val="20"/>
+          <w:szCs w:val="20"/>
         </w:rPr>
         <w:t>:</w:t>
       </w:r>
@@ -149,18 +258,18 @@
         <w:tblLook w:val="04A0" w:firstRow="1" w:lastRow="0" w:firstColumn="1" w:lastColumn="0" w:noHBand="0" w:noVBand="1"/>
       </w:tblPr>
       <w:tblGrid>
-        <w:gridCol w:w="1611"/>
-        <w:gridCol w:w="1635"/>
-        <w:gridCol w:w="1105"/>
-        <w:gridCol w:w="1702"/>
-        <w:gridCol w:w="1470"/>
-        <w:gridCol w:w="1195"/>
-        <w:gridCol w:w="1885"/>
-        <w:gridCol w:w="1352"/>
-        <w:gridCol w:w="1065"/>
-        <w:gridCol w:w="1748"/>
-        <w:gridCol w:w="1327"/>
-        <w:gridCol w:w="908"/>
+        <w:gridCol w:w="1316"/>
+        <w:gridCol w:w="1315"/>
+        <w:gridCol w:w="959"/>
+        <w:gridCol w:w="1368"/>
+        <w:gridCol w:w="1199"/>
+        <w:gridCol w:w="1004"/>
+        <w:gridCol w:w="1519"/>
+        <w:gridCol w:w="1124"/>
+        <w:gridCol w:w="920"/>
+        <w:gridCol w:w="1412"/>
+        <w:gridCol w:w="1246"/>
+        <w:gridCol w:w="1013"/>
       </w:tblGrid>
       <w:tr>
         <w:trPr>
@@ -182,7 +291,8 @@
                 <w:rFonts w:ascii="Times New Roman" w:hAnsi="Times New Roman" w:cs="Times New Roman"/>
                 <w:b/>
                 <w:bCs/>
-                <w:sz w:val="14"/>
+                <w:sz w:val="16"/>
+                <w:szCs w:val="16"/>
               </w:rPr>
             </w:pPr>
             <w:r>
@@ -190,7 +300,8 @@
                 <w:rFonts w:ascii="Times New Roman" w:hAnsi="Times New Roman" w:cs="Times New Roman"/>
                 <w:b/>
                 <w:bCs/>
-                <w:sz w:val="14"/>
+                <w:sz w:val="16"/>
+                <w:szCs w:val="16"/>
               </w:rPr>
               <w:t>BC Trace No</w:t>
             </w:r>
@@ -210,7 +321,8 @@
                 <w:rFonts w:ascii="Times New Roman" w:hAnsi="Times New Roman" w:cs="Times New Roman"/>
                 <w:b/>
                 <w:bCs/>
-                <w:sz w:val="14"/>
+                <w:sz w:val="16"/>
+                <w:szCs w:val="16"/>
               </w:rPr>
             </w:pPr>
             <w:r>
@@ -218,7 +330,8 @@
                 <w:rFonts w:ascii="Times New Roman" w:hAnsi="Times New Roman" w:cs="Times New Roman"/>
                 <w:b/>
                 <w:bCs/>
-                <w:sz w:val="14"/>
+                <w:sz w:val="16"/>
+                <w:szCs w:val="16"/>
               </w:rPr>
               <w:t>TPE Trans ID</w:t>
             </w:r>
@@ -238,7 +351,8 @@
                 <w:rFonts w:ascii="Times New Roman" w:hAnsi="Times New Roman" w:cs="Times New Roman"/>
                 <w:b/>
                 <w:bCs/>
-                <w:sz w:val="14"/>
+                <w:sz w:val="16"/>
+                <w:szCs w:val="16"/>
               </w:rPr>
             </w:pPr>
             <w:r>
@@ -246,7 +360,8 @@
                 <w:rFonts w:ascii="Times New Roman" w:hAnsi="Times New Roman" w:cs="Times New Roman"/>
                 <w:b/>
                 <w:bCs/>
-                <w:sz w:val="14"/>
+                <w:sz w:val="16"/>
+                <w:szCs w:val="16"/>
               </w:rPr>
               <w:t>App ID</w:t>
             </w:r>
@@ -261,29 +376,37 @@
           <w:p>
             <w:pPr>
               <w:jc w:val="center"/>
+              <w:rPr>
+                <w:rFonts w:ascii="Times New Roman" w:hAnsi="Times New Roman" w:cs="Times New Roman"/>
+                <w:sz w:val="16"/>
+                <w:szCs w:val="16"/>
+              </w:rPr>
             </w:pPr>
             <w:r>
               <w:rPr>
-                <w:rFonts w:ascii="Times New Roman" w:hAnsi="Times New Roman"/>
+                <w:rFonts w:ascii="Times New Roman" w:hAnsi="Times New Roman" w:cs="Times New Roman"/>
                 <w:b/>
                 <w:sz w:val="16"/>
+                <w:szCs w:val="16"/>
               </w:rPr>
               <w:t>Card</w:t>
             </w:r>
             <w:r>
               <w:rPr>
-                <w:rFonts w:ascii="Times New Roman" w:hAnsi="Times New Roman"/>
+                <w:rFonts w:ascii="Times New Roman" w:hAnsi="Times New Roman" w:cs="Times New Roman"/>
                 <w:b/>
                 <w:sz w:val="16"/>
+                <w:szCs w:val="16"/>
               </w:rPr>
               <w:br/>
               <w:t>Number/</w:t>
             </w:r>
             <w:r>
               <w:rPr>
-                <w:rFonts w:ascii="Times New Roman" w:hAnsi="Times New Roman"/>
+                <w:rFonts w:ascii="Times New Roman" w:hAnsi="Times New Roman" w:cs="Times New Roman"/>
                 <w:b/>
                 <w:sz w:val="16"/>
+                <w:szCs w:val="16"/>
               </w:rPr>
               <w:br/>
               <w:t>Account</w:t>
@@ -304,7 +427,8 @@
                 <w:rFonts w:ascii="Times New Roman" w:hAnsi="Times New Roman" w:cs="Times New Roman"/>
                 <w:b/>
                 <w:bCs/>
-                <w:sz w:val="14"/>
+                <w:sz w:val="16"/>
+                <w:szCs w:val="16"/>
               </w:rPr>
             </w:pPr>
             <w:r>
@@ -312,7 +436,8 @@
                 <w:rFonts w:ascii="Times New Roman" w:hAnsi="Times New Roman" w:cs="Times New Roman"/>
                 <w:b/>
                 <w:bCs/>
-                <w:sz w:val="14"/>
+                <w:sz w:val="16"/>
+                <w:szCs w:val="16"/>
               </w:rPr>
               <w:t>Trans Time</w:t>
             </w:r>
@@ -332,7 +457,8 @@
                 <w:rFonts w:ascii="Times New Roman" w:hAnsi="Times New Roman" w:cs="Times New Roman"/>
                 <w:b/>
                 <w:bCs/>
-                <w:sz w:val="14"/>
+                <w:sz w:val="16"/>
+                <w:szCs w:val="16"/>
               </w:rPr>
             </w:pPr>
             <w:r>
@@ -340,7 +466,8 @@
                 <w:rFonts w:ascii="Times New Roman" w:hAnsi="Times New Roman" w:cs="Times New Roman"/>
                 <w:b/>
                 <w:bCs/>
-                <w:sz w:val="14"/>
+                <w:sz w:val="16"/>
+                <w:szCs w:val="16"/>
               </w:rPr>
               <w:t>Amount</w:t>
             </w:r>
@@ -360,7 +487,8 @@
                 <w:rFonts w:ascii="Times New Roman" w:hAnsi="Times New Roman" w:cs="Times New Roman"/>
                 <w:b/>
                 <w:bCs/>
-                <w:sz w:val="14"/>
+                <w:sz w:val="16"/>
+                <w:szCs w:val="16"/>
               </w:rPr>
             </w:pPr>
             <w:r>
@@ -368,7 +496,8 @@
                 <w:rFonts w:ascii="Times New Roman" w:hAnsi="Times New Roman" w:cs="Times New Roman"/>
                 <w:b/>
                 <w:bCs/>
-                <w:sz w:val="14"/>
+                <w:sz w:val="16"/>
+                <w:szCs w:val="16"/>
               </w:rPr>
               <w:t>Sub Trans Type</w:t>
             </w:r>
@@ -388,7 +517,8 @@
                 <w:rFonts w:ascii="Times New Roman" w:hAnsi="Times New Roman" w:cs="Times New Roman"/>
                 <w:b/>
                 <w:bCs/>
-                <w:sz w:val="14"/>
+                <w:sz w:val="16"/>
+                <w:szCs w:val="16"/>
               </w:rPr>
             </w:pPr>
             <w:r>
@@ -396,7 +526,8 @@
                 <w:rFonts w:ascii="Times New Roman" w:hAnsi="Times New Roman" w:cs="Times New Roman"/>
                 <w:b/>
                 <w:bCs/>
-                <w:sz w:val="14"/>
+                <w:sz w:val="16"/>
+                <w:szCs w:val="16"/>
               </w:rPr>
               <w:t>BC Status</w:t>
             </w:r>
@@ -416,7 +547,8 @@
                 <w:rFonts w:ascii="Times New Roman" w:hAnsi="Times New Roman" w:cs="Times New Roman"/>
                 <w:b/>
                 <w:bCs/>
-                <w:sz w:val="14"/>
+                <w:sz w:val="16"/>
+                <w:szCs w:val="16"/>
               </w:rPr>
             </w:pPr>
             <w:r>
@@ -424,7 +556,8 @@
                 <w:rFonts w:ascii="Times New Roman" w:hAnsi="Times New Roman" w:cs="Times New Roman"/>
                 <w:b/>
                 <w:bCs/>
-                <w:sz w:val="14"/>
+                <w:sz w:val="16"/>
+                <w:szCs w:val="16"/>
               </w:rPr>
               <w:t>Phone</w:t>
             </w:r>
@@ -444,7 +577,8 @@
                 <w:rFonts w:ascii="Times New Roman" w:hAnsi="Times New Roman" w:cs="Times New Roman"/>
                 <w:b/>
                 <w:bCs/>
-                <w:sz w:val="14"/>
+                <w:sz w:val="16"/>
+                <w:szCs w:val="16"/>
               </w:rPr>
             </w:pPr>
             <w:r>
@@ -452,7 +586,8 @@
                 <w:rFonts w:ascii="Times New Roman" w:hAnsi="Times New Roman" w:cs="Times New Roman"/>
                 <w:b/>
                 <w:bCs/>
-                <w:sz w:val="14"/>
+                <w:sz w:val="16"/>
+                <w:szCs w:val="16"/>
               </w:rPr>
               <w:t>Conn Channel</w:t>
             </w:r>
@@ -472,7 +607,8 @@
                 <w:rFonts w:ascii="Times New Roman" w:hAnsi="Times New Roman" w:cs="Times New Roman"/>
                 <w:b/>
                 <w:bCs/>
-                <w:sz w:val="14"/>
+                <w:sz w:val="16"/>
+                <w:szCs w:val="16"/>
               </w:rPr>
             </w:pPr>
             <w:r>
@@ -480,7 +616,8 @@
                 <w:rFonts w:ascii="Times New Roman" w:hAnsi="Times New Roman" w:cs="Times New Roman"/>
                 <w:b/>
                 <w:bCs/>
-                <w:sz w:val="14"/>
+                <w:sz w:val="16"/>
+                <w:szCs w:val="16"/>
               </w:rPr>
               <w:t>App User</w:t>
             </w:r>
@@ -500,7 +637,8 @@
                 <w:rFonts w:ascii="Times New Roman" w:hAnsi="Times New Roman" w:cs="Times New Roman"/>
                 <w:b/>
                 <w:bCs/>
-                <w:sz w:val="14"/>
+                <w:sz w:val="16"/>
+                <w:szCs w:val="16"/>
               </w:rPr>
             </w:pPr>
             <w:r>
@@ -508,7 +646,8 @@
                 <w:rFonts w:ascii="Times New Roman" w:hAnsi="Times New Roman" w:cs="Times New Roman"/>
                 <w:b/>
                 <w:bCs/>
-                <w:sz w:val="14"/>
+                <w:sz w:val="16"/>
+                <w:szCs w:val="16"/>
               </w:rPr>
               <w:t>Note</w:t>
             </w:r>
@@ -526,8 +665,36 @@
             <w:vAlign w:val="center"/>
           </w:tcPr>
           <w:p>
-            <w:r>
-              <w:t>ZLPIE2OSONUHL</w:t>
+            <w:pPr>
+              <w:rPr>
+                <w:rFonts w:ascii="Times New Roman" w:hAnsi="Times New Roman" w:cs="Times New Roman"/>
+                <w:sz w:val="16"/>
+                <w:szCs w:val="16"/>
+              </w:rPr>
+            </w:pPr>
+            <w:r>
+              <w:rPr>
+                <w:rFonts w:ascii="Times New Roman" w:hAnsi="Times New Roman" w:cs="Times New Roman"/>
+                <w:sz w:val="16"/>
+                <w:szCs w:val="16"/>
+              </w:rPr>
+              <w:t>ZLPS4DXY2X7TM</w:t>
+            </w:r>
+            <w:proofErr w:type="spellStart"/>
+            <w:r>
+              <w:rPr>
+                <w:rFonts w:ascii="Times New Roman" w:hAnsi="Times New Roman" w:cs="Times New Roman"/>
+                <w:sz w:val="16"/>
+                <w:szCs w:val="16"/>
+              </w:rPr>
+            </w:r>
+            <w:proofErr w:type="spellEnd"/>
+            <w:r>
+              <w:rPr>
+                <w:rFonts w:ascii="Times New Roman" w:hAnsi="Times New Roman" w:cs="Times New Roman"/>
+                <w:sz w:val="16"/>
+                <w:szCs w:val="16"/>
+              </w:rPr>
             </w:r>
           </w:p>
         </w:tc>
@@ -537,8 +704,36 @@
             <w:vAlign w:val="center"/>
           </w:tcPr>
           <w:p>
-            <w:r>
-              <w:t>198970989330191</w:t>
+            <w:pPr>
+              <w:rPr>
+                <w:rFonts w:ascii="Times New Roman" w:hAnsi="Times New Roman" w:cs="Times New Roman"/>
+                <w:sz w:val="16"/>
+                <w:szCs w:val="16"/>
+              </w:rPr>
+            </w:pPr>
+            <w:r>
+              <w:rPr>
+                <w:rFonts w:ascii="Times New Roman" w:hAnsi="Times New Roman" w:cs="Times New Roman"/>
+                <w:sz w:val="16"/>
+                <w:szCs w:val="16"/>
+              </w:rPr>
+              <w:t>139499293942199</w:t>
+            </w:r>
+            <w:proofErr w:type="spellStart"/>
+            <w:r>
+              <w:rPr>
+                <w:rFonts w:ascii="Times New Roman" w:hAnsi="Times New Roman" w:cs="Times New Roman"/>
+                <w:sz w:val="16"/>
+                <w:szCs w:val="16"/>
+              </w:rPr>
+            </w:r>
+            <w:proofErr w:type="spellEnd"/>
+            <w:r>
+              <w:rPr>
+                <w:rFonts w:ascii="Times New Roman" w:hAnsi="Times New Roman" w:cs="Times New Roman"/>
+                <w:sz w:val="16"/>
+                <w:szCs w:val="16"/>
+              </w:rPr>
             </w:r>
           </w:p>
         </w:tc>
@@ -548,8 +743,36 @@
             <w:vAlign w:val="center"/>
           </w:tcPr>
           <w:p>
-            <w:r>
-              <w:t>App ID 83</w:t>
+            <w:pPr>
+              <w:rPr>
+                <w:rFonts w:ascii="Times New Roman" w:hAnsi="Times New Roman" w:cs="Times New Roman"/>
+                <w:sz w:val="16"/>
+                <w:szCs w:val="16"/>
+              </w:rPr>
+            </w:pPr>
+            <w:r>
+              <w:rPr>
+                <w:rFonts w:ascii="Times New Roman" w:hAnsi="Times New Roman" w:cs="Times New Roman"/>
+                <w:sz w:val="16"/>
+                <w:szCs w:val="16"/>
+              </w:rPr>
+              <w:t>App ID 31</w:t>
+            </w:r>
+            <w:proofErr w:type="spellStart"/>
+            <w:r>
+              <w:rPr>
+                <w:rFonts w:ascii="Times New Roman" w:hAnsi="Times New Roman" w:cs="Times New Roman"/>
+                <w:sz w:val="16"/>
+                <w:szCs w:val="16"/>
+              </w:rPr>
+            </w:r>
+            <w:proofErr w:type="spellEnd"/>
+            <w:r>
+              <w:rPr>
+                <w:rFonts w:ascii="Times New Roman" w:hAnsi="Times New Roman" w:cs="Times New Roman"/>
+                <w:sz w:val="16"/>
+                <w:szCs w:val="16"/>
+              </w:rPr>
             </w:r>
           </w:p>
         </w:tc>
@@ -559,8 +782,36 @@
             <w:vAlign w:val="center"/>
           </w:tcPr>
           <w:p>
-            <w:r>
+            <w:pPr>
+              <w:rPr>
+                <w:rFonts w:ascii="Times New Roman" w:hAnsi="Times New Roman" w:cs="Times New Roman"/>
+                <w:sz w:val="16"/>
+                <w:szCs w:val="16"/>
+              </w:rPr>
+            </w:pPr>
+            <w:r>
+              <w:rPr>
+                <w:rFonts w:ascii="Times New Roman" w:hAnsi="Times New Roman" w:cs="Times New Roman"/>
+                <w:sz w:val="16"/>
+                <w:szCs w:val="16"/>
+              </w:rPr>
               <w:t>459548-9258</w:t>
+            </w:r>
+            <w:proofErr w:type="spellStart"/>
+            <w:r>
+              <w:rPr>
+                <w:rFonts w:ascii="Times New Roman" w:hAnsi="Times New Roman" w:cs="Times New Roman"/>
+                <w:sz w:val="16"/>
+                <w:szCs w:val="16"/>
+              </w:rPr>
+            </w:r>
+            <w:proofErr w:type="spellEnd"/>
+            <w:r>
+              <w:rPr>
+                <w:rFonts w:ascii="Times New Roman" w:hAnsi="Times New Roman" w:cs="Times New Roman"/>
+                <w:sz w:val="16"/>
+                <w:szCs w:val="16"/>
+              </w:rPr>
             </w:r>
           </w:p>
         </w:tc>
@@ -570,8 +821,36 @@
             <w:vAlign w:val="center"/>
           </w:tcPr>
           <w:p>
-            <w:r>
+            <w:pPr>
+              <w:rPr>
+                <w:rFonts w:ascii="Times New Roman" w:hAnsi="Times New Roman" w:cs="Times New Roman"/>
+                <w:sz w:val="16"/>
+                <w:szCs w:val="16"/>
+              </w:rPr>
+            </w:pPr>
+            <w:r>
+              <w:rPr>
+                <w:rFonts w:ascii="Times New Roman" w:hAnsi="Times New Roman" w:cs="Times New Roman"/>
+                <w:sz w:val="16"/>
+                <w:szCs w:val="16"/>
+              </w:rPr>
               <w:t>06/06/2026 21:15:03</w:t>
+            </w:r>
+            <w:proofErr w:type="spellStart"/>
+            <w:r>
+              <w:rPr>
+                <w:rFonts w:ascii="Times New Roman" w:hAnsi="Times New Roman" w:cs="Times New Roman"/>
+                <w:sz w:val="16"/>
+                <w:szCs w:val="16"/>
+              </w:rPr>
+            </w:r>
+            <w:proofErr w:type="spellEnd"/>
+            <w:r>
+              <w:rPr>
+                <w:rFonts w:ascii="Times New Roman" w:hAnsi="Times New Roman" w:cs="Times New Roman"/>
+                <w:sz w:val="16"/>
+                <w:szCs w:val="16"/>
+              </w:rPr>
             </w:r>
           </w:p>
         </w:tc>
@@ -581,7 +860,19 @@
             <w:vAlign w:val="center"/>
           </w:tcPr>
           <w:p>
-            <w:r>
+            <w:pPr>
+              <w:rPr>
+                <w:rFonts w:ascii="Times New Roman" w:hAnsi="Times New Roman" w:cs="Times New Roman"/>
+                <w:sz w:val="16"/>
+                <w:szCs w:val="16"/>
+              </w:rPr>
+            </w:pPr>
+            <w:r>
+              <w:rPr>
+                <w:rFonts w:ascii="Times New Roman" w:hAnsi="Times New Roman" w:cs="Times New Roman"/>
+                <w:sz w:val="16"/>
+                <w:szCs w:val="16"/>
+              </w:rPr>
               <w:t>1500000</w:t>
             </w:r>
           </w:p>
@@ -592,8 +883,36 @@
             <w:vAlign w:val="center"/>
           </w:tcPr>
           <w:p>
-            <w:r>
-              <w:t>transtype2</w:t>
+            <w:pPr>
+              <w:rPr>
+                <w:rFonts w:ascii="Times New Roman" w:hAnsi="Times New Roman" w:cs="Times New Roman"/>
+                <w:sz w:val="16"/>
+                <w:szCs w:val="16"/>
+              </w:rPr>
+            </w:pPr>
+            <w:r>
+              <w:rPr>
+                <w:rFonts w:ascii="Times New Roman" w:hAnsi="Times New Roman" w:cs="Times New Roman"/>
+                <w:sz w:val="16"/>
+                <w:szCs w:val="16"/>
+              </w:rPr>
+              <w:t>transtype3</w:t>
+            </w:r>
+            <w:proofErr w:type="spellStart"/>
+            <w:r>
+              <w:rPr>
+                <w:rFonts w:ascii="Times New Roman" w:hAnsi="Times New Roman" w:cs="Times New Roman"/>
+                <w:sz w:val="16"/>
+                <w:szCs w:val="16"/>
+              </w:rPr>
+            </w:r>
+            <w:proofErr w:type="spellEnd"/>
+            <w:r>
+              <w:rPr>
+                <w:rFonts w:ascii="Times New Roman" w:hAnsi="Times New Roman" w:cs="Times New Roman"/>
+                <w:sz w:val="16"/>
+                <w:szCs w:val="16"/>
+              </w:rPr>
             </w:r>
           </w:p>
         </w:tc>
@@ -603,8 +922,36 @@
             <w:vAlign w:val="center"/>
           </w:tcPr>
           <w:p>
-            <w:r>
+            <w:pPr>
+              <w:rPr>
+                <w:rFonts w:ascii="Times New Roman" w:hAnsi="Times New Roman" w:cs="Times New Roman"/>
+                <w:sz w:val="16"/>
+                <w:szCs w:val="16"/>
+              </w:rPr>
+            </w:pPr>
+            <w:r>
+              <w:rPr>
+                <w:rFonts w:ascii="Times New Roman" w:hAnsi="Times New Roman" w:cs="Times New Roman"/>
+                <w:sz w:val="16"/>
+                <w:szCs w:val="16"/>
+              </w:rPr>
               <w:t>SUCCESSFUL</w:t>
+            </w:r>
+            <w:proofErr w:type="spellStart"/>
+            <w:r>
+              <w:rPr>
+                <w:rFonts w:ascii="Times New Roman" w:hAnsi="Times New Roman" w:cs="Times New Roman"/>
+                <w:sz w:val="16"/>
+                <w:szCs w:val="16"/>
+              </w:rPr>
+            </w:r>
+            <w:proofErr w:type="spellEnd"/>
+            <w:r>
+              <w:rPr>
+                <w:rFonts w:ascii="Times New Roman" w:hAnsi="Times New Roman" w:cs="Times New Roman"/>
+                <w:sz w:val="16"/>
+                <w:szCs w:val="16"/>
+              </w:rPr>
             </w:r>
           </w:p>
         </w:tc>
@@ -614,7 +961,19 @@
             <w:vAlign w:val="center"/>
           </w:tcPr>
           <w:p>
-            <w:r>
+            <w:pPr>
+              <w:rPr>
+                <w:rFonts w:ascii="Times New Roman" w:hAnsi="Times New Roman" w:cs="Times New Roman"/>
+                <w:sz w:val="16"/>
+                <w:szCs w:val="16"/>
+              </w:rPr>
+            </w:pPr>
+            <w:r>
+              <w:rPr>
+                <w:rFonts w:ascii="Times New Roman" w:hAnsi="Times New Roman" w:cs="Times New Roman"/>
+                <w:sz w:val="16"/>
+                <w:szCs w:val="16"/>
+              </w:rPr>
               <w:t>xxxxxxxxx</w:t>
             </w:r>
           </w:p>
@@ -625,8 +984,36 @@
             <w:vAlign w:val="center"/>
           </w:tcPr>
           <w:p>
-            <w:r>
+            <w:pPr>
+              <w:rPr>
+                <w:rFonts w:ascii="Times New Roman" w:hAnsi="Times New Roman" w:cs="Times New Roman"/>
+                <w:sz w:val="16"/>
+                <w:szCs w:val="16"/>
+              </w:rPr>
+            </w:pPr>
+            <w:r>
+              <w:rPr>
+                <w:rFonts w:ascii="Times New Roman" w:hAnsi="Times New Roman" w:cs="Times New Roman"/>
+                <w:sz w:val="16"/>
+                <w:szCs w:val="16"/>
+              </w:rPr>
               <w:t>Channel A</w:t>
+            </w:r>
+            <w:proofErr w:type="spellStart"/>
+            <w:r>
+              <w:rPr>
+                <w:rFonts w:ascii="Times New Roman" w:hAnsi="Times New Roman" w:cs="Times New Roman"/>
+                <w:sz w:val="16"/>
+                <w:szCs w:val="16"/>
+              </w:rPr>
+            </w:r>
+            <w:proofErr w:type="spellEnd"/>
+            <w:r>
+              <w:rPr>
+                <w:rFonts w:ascii="Times New Roman" w:hAnsi="Times New Roman" w:cs="Times New Roman"/>
+                <w:sz w:val="16"/>
+                <w:szCs w:val="16"/>
+              </w:rPr>
             </w:r>
           </w:p>
         </w:tc>
@@ -636,8 +1023,36 @@
             <w:vAlign w:val="center"/>
           </w:tcPr>
           <w:p>
-            <w:r>
+            <w:pPr>
+              <w:rPr>
+                <w:rFonts w:ascii="Times New Roman" w:hAnsi="Times New Roman" w:cs="Times New Roman"/>
+                <w:sz w:val="16"/>
+                <w:szCs w:val="16"/>
+              </w:rPr>
+            </w:pPr>
+            <w:r>
+              <w:rPr>
+                <w:rFonts w:ascii="Times New Roman" w:hAnsi="Times New Roman" w:cs="Times New Roman"/>
+                <w:sz w:val="16"/>
+                <w:szCs w:val="16"/>
+              </w:rPr>
               <w:t>User63DNGCE75B</w:t>
+            </w:r>
+            <w:proofErr w:type="spellStart"/>
+            <w:r>
+              <w:rPr>
+                <w:rFonts w:ascii="Times New Roman" w:hAnsi="Times New Roman" w:cs="Times New Roman"/>
+                <w:sz w:val="16"/>
+                <w:szCs w:val="16"/>
+              </w:rPr>
+            </w:r>
+            <w:proofErr w:type="spellEnd"/>
+            <w:r>
+              <w:rPr>
+                <w:rFonts w:ascii="Times New Roman" w:hAnsi="Times New Roman" w:cs="Times New Roman"/>
+                <w:sz w:val="16"/>
+                <w:szCs w:val="16"/>
+              </w:rPr>
             </w:r>
           </w:p>
         </w:tc>
@@ -647,7 +1062,19 @@
             <w:vAlign w:val="center"/>
           </w:tcPr>
           <w:p>
-            <w:r>
+            <w:pPr>
+              <w:rPr>
+                <w:rFonts w:ascii="Times New Roman" w:hAnsi="Times New Roman" w:cs="Times New Roman"/>
+                <w:sz w:val="16"/>
+                <w:szCs w:val="16"/>
+              </w:rPr>
+            </w:pPr>
+            <w:r>
+              <w:rPr>
+                <w:rFonts w:ascii="Times New Roman" w:hAnsi="Times New Roman" w:cs="Times New Roman"/>
+                <w:sz w:val="16"/>
+                <w:szCs w:val="16"/>
+              </w:rPr>
               <w:t>Thanh toán mua C</w:t>
             </w:r>
           </w:p>
@@ -682,7 +1109,27 @@
           <w:sz w:val="20"/>
           <w:szCs w:val="20"/>
         </w:rPr>
-        <w:t>Thông tin ví:</w:t>
+        <w:t xml:space="preserve">Thông tin </w:t>
+      </w:r>
+      <w:proofErr w:type="spellStart"/>
+      <w:r>
+        <w:rPr>
+          <w:rFonts w:ascii="Times New Roman" w:hAnsi="Times New Roman" w:cs="Times New Roman"/>
+          <w:b/>
+          <w:sz w:val="20"/>
+          <w:szCs w:val="20"/>
+        </w:rPr>
+        <w:t>ví</w:t>
+      </w:r>
+      <w:proofErr w:type="spellEnd"/>
+      <w:r>
+        <w:rPr>
+          <w:rFonts w:ascii="Times New Roman" w:hAnsi="Times New Roman" w:cs="Times New Roman"/>
+          <w:b/>
+          <w:sz w:val="20"/>
+          <w:szCs w:val="20"/>
+        </w:rPr>
+        <w:t>:</w:t>
       </w:r>
     </w:p>
     <w:p>
@@ -697,13 +1144,70 @@
           <w:szCs w:val="20"/>
         </w:rPr>
       </w:pPr>
-      <w:r>
-        <w:rPr>
-          <w:rFonts w:ascii="Times New Roman" w:hAnsi="Times New Roman" w:cs="Times New Roman"/>
-          <w:sz w:val="20"/>
-          <w:szCs w:val="20"/>
-        </w:rPr>
-        <w:t xml:space="preserve">Ngày tạo ví: </w:t>
+      <w:proofErr w:type="spellStart"/>
+      <w:r>
+        <w:rPr>
+          <w:rFonts w:ascii="Times New Roman" w:hAnsi="Times New Roman" w:cs="Times New Roman"/>
+          <w:sz w:val="20"/>
+          <w:szCs w:val="20"/>
+        </w:rPr>
+        <w:t>Ngày tạo ví: 14/04/2018</w:t>
+      </w:r>
+      <w:proofErr w:type="spellEnd"/>
+      <w:r>
+        <w:rPr>
+          <w:rFonts w:ascii="Times New Roman" w:hAnsi="Times New Roman" w:cs="Times New Roman"/>
+          <w:sz w:val="20"/>
+          <w:szCs w:val="20"/>
+        </w:rPr>
+      </w:r>
+      <w:proofErr w:type="spellStart"/>
+      <w:r>
+        <w:rPr>
+          <w:rFonts w:ascii="Times New Roman" w:hAnsi="Times New Roman" w:cs="Times New Roman"/>
+          <w:sz w:val="20"/>
+          <w:szCs w:val="20"/>
+        </w:rPr>
+      </w:r>
+      <w:proofErr w:type="spellEnd"/>
+      <w:r>
+        <w:rPr>
+          <w:rFonts w:ascii="Times New Roman" w:hAnsi="Times New Roman" w:cs="Times New Roman"/>
+          <w:sz w:val="20"/>
+          <w:szCs w:val="20"/>
+        </w:rPr>
+      </w:r>
+      <w:proofErr w:type="spellStart"/>
+      <w:r>
+        <w:rPr>
+          <w:rFonts w:ascii="Times New Roman" w:hAnsi="Times New Roman" w:cs="Times New Roman"/>
+          <w:sz w:val="20"/>
+          <w:szCs w:val="20"/>
+        </w:rPr>
+      </w:r>
+      <w:proofErr w:type="spellEnd"/>
+      <w:r>
+        <w:rPr>
+          <w:rFonts w:ascii="Times New Roman" w:hAnsi="Times New Roman" w:cs="Times New Roman"/>
+          <w:sz w:val="20"/>
+          <w:szCs w:val="20"/>
+        </w:rPr>
+      </w:r>
+      <w:proofErr w:type="spellStart"/>
+      <w:r>
+        <w:rPr>
+          <w:rFonts w:ascii="Times New Roman" w:hAnsi="Times New Roman" w:cs="Times New Roman"/>
+          <w:sz w:val="20"/>
+          <w:szCs w:val="20"/>
+        </w:rPr>
+      </w:r>
+      <w:proofErr w:type="spellEnd"/>
+      <w:r>
+        <w:rPr>
+          <w:rFonts w:ascii="Times New Roman" w:hAnsi="Times New Roman" w:cs="Times New Roman"/>
+          <w:sz w:val="20"/>
+          <w:szCs w:val="20"/>
+        </w:rPr>
       </w:r>
     </w:p>
     <w:p>
@@ -721,7 +1225,103 @@
           <w:sz w:val="20"/>
           <w:szCs w:val="20"/>
         </w:rPr>
-        <w:t xml:space="preserve">Số dư tại thời điểm khóa ví: </w:t>
+        <w:t>Số dư tại thời điểm khóa ví: 32782 VND</w:t>
+      </w:r>
+      <w:proofErr w:type="spellStart"/>
+      <w:r>
+        <w:rPr>
+          <w:rFonts w:ascii="Times New Roman" w:hAnsi="Times New Roman" w:cs="Times New Roman"/>
+          <w:sz w:val="20"/>
+          <w:szCs w:val="20"/>
+        </w:rPr>
+      </w:r>
+      <w:proofErr w:type="spellEnd"/>
+      <w:r>
+        <w:rPr>
+          <w:rFonts w:ascii="Times New Roman" w:hAnsi="Times New Roman" w:cs="Times New Roman"/>
+          <w:sz w:val="20"/>
+          <w:szCs w:val="20"/>
+        </w:rPr>
+      </w:r>
+      <w:proofErr w:type="spellStart"/>
+      <w:r>
+        <w:rPr>
+          <w:rFonts w:ascii="Times New Roman" w:hAnsi="Times New Roman" w:cs="Times New Roman"/>
+          <w:sz w:val="20"/>
+          <w:szCs w:val="20"/>
+        </w:rPr>
+      </w:r>
+      <w:proofErr w:type="spellEnd"/>
+      <w:r>
+        <w:rPr>
+          <w:rFonts w:ascii="Times New Roman" w:hAnsi="Times New Roman" w:cs="Times New Roman"/>
+          <w:sz w:val="20"/>
+          <w:szCs w:val="20"/>
+        </w:rPr>
+      </w:r>
+      <w:proofErr w:type="spellStart"/>
+      <w:r>
+        <w:rPr>
+          <w:rFonts w:ascii="Times New Roman" w:hAnsi="Times New Roman" w:cs="Times New Roman"/>
+          <w:sz w:val="20"/>
+          <w:szCs w:val="20"/>
+        </w:rPr>
+      </w:r>
+      <w:proofErr w:type="spellEnd"/>
+      <w:r>
+        <w:rPr>
+          <w:rFonts w:ascii="Times New Roman" w:hAnsi="Times New Roman" w:cs="Times New Roman"/>
+          <w:sz w:val="20"/>
+          <w:szCs w:val="20"/>
+        </w:rPr>
+      </w:r>
+      <w:proofErr w:type="spellStart"/>
+      <w:r>
+        <w:rPr>
+          <w:rFonts w:ascii="Times New Roman" w:hAnsi="Times New Roman" w:cs="Times New Roman"/>
+          <w:sz w:val="20"/>
+          <w:szCs w:val="20"/>
+        </w:rPr>
+      </w:r>
+      <w:proofErr w:type="spellEnd"/>
+      <w:r>
+        <w:rPr>
+          <w:rFonts w:ascii="Times New Roman" w:hAnsi="Times New Roman" w:cs="Times New Roman"/>
+          <w:sz w:val="20"/>
+          <w:szCs w:val="20"/>
+        </w:rPr>
+      </w:r>
+      <w:proofErr w:type="spellStart"/>
+      <w:r>
+        <w:rPr>
+          <w:rFonts w:ascii="Times New Roman" w:hAnsi="Times New Roman" w:cs="Times New Roman"/>
+          <w:sz w:val="20"/>
+          <w:szCs w:val="20"/>
+        </w:rPr>
+      </w:r>
+      <w:proofErr w:type="spellEnd"/>
+      <w:r>
+        <w:rPr>
+          <w:rFonts w:ascii="Times New Roman" w:hAnsi="Times New Roman" w:cs="Times New Roman"/>
+          <w:sz w:val="20"/>
+          <w:szCs w:val="20"/>
+        </w:rPr>
+      </w:r>
+      <w:proofErr w:type="spellStart"/>
+      <w:r>
+        <w:rPr>
+          <w:rFonts w:ascii="Times New Roman" w:hAnsi="Times New Roman" w:cs="Times New Roman"/>
+          <w:sz w:val="20"/>
+          <w:szCs w:val="20"/>
+        </w:rPr>
+      </w:r>
+      <w:proofErr w:type="spellEnd"/>
+      <w:r>
+        <w:rPr>
+          <w:rFonts w:ascii="Times New Roman" w:hAnsi="Times New Roman" w:cs="Times New Roman"/>
+          <w:sz w:val="20"/>
+          <w:szCs w:val="20"/>
+        </w:rPr>
       </w:r>
     </w:p>
     <w:p>
@@ -733,13 +1333,166 @@
           <w:szCs w:val="20"/>
         </w:rPr>
       </w:pPr>
-      <w:r>
-        <w:rPr>
-          <w:rFonts w:ascii="Times New Roman" w:hAnsi="Times New Roman" w:cs="Times New Roman"/>
-          <w:sz w:val="20"/>
-          <w:szCs w:val="20"/>
-        </w:rPr>
-        <w:t xml:space="preserve">Thời gian liên kết thẻ/ tài khoản đang khiếu nại: </w:t>
+      <w:proofErr w:type="spellStart"/>
+      <w:r>
+        <w:rPr>
+          <w:rFonts w:ascii="Times New Roman" w:hAnsi="Times New Roman" w:cs="Times New Roman"/>
+          <w:sz w:val="20"/>
+          <w:szCs w:val="20"/>
+        </w:rPr>
+        <w:t>Thời gian liên kết thẻ/ tài khoản đang khiếu nại: 19/11/2021 22:58:08</w:t>
+      </w:r>
+      <w:proofErr w:type="spellEnd"/>
+      <w:r>
+        <w:rPr>
+          <w:rFonts w:ascii="Times New Roman" w:hAnsi="Times New Roman" w:cs="Times New Roman"/>
+          <w:sz w:val="20"/>
+          <w:szCs w:val="20"/>
+        </w:rPr>
+      </w:r>
+      <w:proofErr w:type="spellStart"/>
+      <w:r>
+        <w:rPr>
+          <w:rFonts w:ascii="Times New Roman" w:hAnsi="Times New Roman" w:cs="Times New Roman"/>
+          <w:sz w:val="20"/>
+          <w:szCs w:val="20"/>
+        </w:rPr>
+      </w:r>
+      <w:proofErr w:type="spellEnd"/>
+      <w:r>
+        <w:rPr>
+          <w:rFonts w:ascii="Times New Roman" w:hAnsi="Times New Roman" w:cs="Times New Roman"/>
+          <w:sz w:val="20"/>
+          <w:szCs w:val="20"/>
+        </w:rPr>
+      </w:r>
+      <w:proofErr w:type="spellStart"/>
+      <w:r>
+        <w:rPr>
+          <w:rFonts w:ascii="Times New Roman" w:hAnsi="Times New Roman" w:cs="Times New Roman"/>
+          <w:sz w:val="20"/>
+          <w:szCs w:val="20"/>
+        </w:rPr>
+      </w:r>
+      <w:proofErr w:type="spellEnd"/>
+      <w:r>
+        <w:rPr>
+          <w:rFonts w:ascii="Times New Roman" w:hAnsi="Times New Roman" w:cs="Times New Roman"/>
+          <w:sz w:val="20"/>
+          <w:szCs w:val="20"/>
+        </w:rPr>
+      </w:r>
+      <w:proofErr w:type="spellStart"/>
+      <w:r>
+        <w:rPr>
+          <w:rFonts w:ascii="Times New Roman" w:hAnsi="Times New Roman" w:cs="Times New Roman"/>
+          <w:sz w:val="20"/>
+          <w:szCs w:val="20"/>
+        </w:rPr>
+      </w:r>
+      <w:proofErr w:type="spellEnd"/>
+      <w:r>
+        <w:rPr>
+          <w:rFonts w:ascii="Times New Roman" w:hAnsi="Times New Roman" w:cs="Times New Roman"/>
+          <w:sz w:val="20"/>
+          <w:szCs w:val="20"/>
+        </w:rPr>
+      </w:r>
+      <w:proofErr w:type="spellStart"/>
+      <w:r>
+        <w:rPr>
+          <w:rFonts w:ascii="Times New Roman" w:hAnsi="Times New Roman" w:cs="Times New Roman"/>
+          <w:sz w:val="20"/>
+          <w:szCs w:val="20"/>
+        </w:rPr>
+      </w:r>
+      <w:proofErr w:type="spellEnd"/>
+      <w:r>
+        <w:rPr>
+          <w:rFonts w:ascii="Times New Roman" w:hAnsi="Times New Roman" w:cs="Times New Roman"/>
+          <w:sz w:val="20"/>
+          <w:szCs w:val="20"/>
+        </w:rPr>
+      </w:r>
+      <w:proofErr w:type="spellStart"/>
+      <w:r>
+        <w:rPr>
+          <w:rFonts w:ascii="Times New Roman" w:hAnsi="Times New Roman" w:cs="Times New Roman"/>
+          <w:sz w:val="20"/>
+          <w:szCs w:val="20"/>
+        </w:rPr>
+      </w:r>
+      <w:proofErr w:type="spellEnd"/>
+      <w:r>
+        <w:rPr>
+          <w:rFonts w:ascii="Times New Roman" w:hAnsi="Times New Roman" w:cs="Times New Roman"/>
+          <w:sz w:val="20"/>
+          <w:szCs w:val="20"/>
+        </w:rPr>
+      </w:r>
+      <w:proofErr w:type="spellStart"/>
+      <w:r>
+        <w:rPr>
+          <w:rFonts w:ascii="Times New Roman" w:hAnsi="Times New Roman" w:cs="Times New Roman"/>
+          <w:sz w:val="20"/>
+          <w:szCs w:val="20"/>
+        </w:rPr>
+      </w:r>
+      <w:proofErr w:type="spellEnd"/>
+      <w:r>
+        <w:rPr>
+          <w:rFonts w:ascii="Times New Roman" w:hAnsi="Times New Roman" w:cs="Times New Roman"/>
+          <w:sz w:val="20"/>
+          <w:szCs w:val="20"/>
+        </w:rPr>
+      </w:r>
+      <w:proofErr w:type="spellStart"/>
+      <w:r>
+        <w:rPr>
+          <w:rFonts w:ascii="Times New Roman" w:hAnsi="Times New Roman" w:cs="Times New Roman"/>
+          <w:sz w:val="20"/>
+          <w:szCs w:val="20"/>
+        </w:rPr>
+      </w:r>
+      <w:proofErr w:type="spellEnd"/>
+      <w:r>
+        <w:rPr>
+          <w:rFonts w:ascii="Times New Roman" w:hAnsi="Times New Roman" w:cs="Times New Roman"/>
+          <w:sz w:val="20"/>
+          <w:szCs w:val="20"/>
+        </w:rPr>
+      </w:r>
+      <w:proofErr w:type="spellStart"/>
+      <w:r>
+        <w:rPr>
+          <w:rFonts w:ascii="Times New Roman" w:hAnsi="Times New Roman" w:cs="Times New Roman"/>
+          <w:sz w:val="20"/>
+          <w:szCs w:val="20"/>
+        </w:rPr>
+      </w:r>
+      <w:proofErr w:type="spellEnd"/>
+      <w:r>
+        <w:rPr>
+          <w:rFonts w:ascii="Times New Roman" w:hAnsi="Times New Roman" w:cs="Times New Roman"/>
+          <w:sz w:val="20"/>
+          <w:szCs w:val="20"/>
+        </w:rPr>
+      </w:r>
+      <w:proofErr w:type="spellStart"/>
+      <w:r>
+        <w:rPr>
+          <w:rFonts w:ascii="Times New Roman" w:hAnsi="Times New Roman" w:cs="Times New Roman"/>
+          <w:sz w:val="20"/>
+          <w:szCs w:val="20"/>
+        </w:rPr>
+      </w:r>
+      <w:proofErr w:type="spellEnd"/>
+      <w:r>
+        <w:rPr>
+          <w:rFonts w:ascii="Times New Roman" w:hAnsi="Times New Roman" w:cs="Times New Roman"/>
+          <w:sz w:val="20"/>
+          <w:szCs w:val="20"/>
+        </w:rPr>
       </w:r>
     </w:p>
     <w:p>
@@ -752,13 +1505,86 @@
           <w:szCs w:val="20"/>
         </w:rPr>
       </w:pPr>
-      <w:r>
-        <w:rPr>
-          <w:rFonts w:ascii="Times New Roman" w:hAnsi="Times New Roman" w:cs="Times New Roman"/>
-          <w:sz w:val="20"/>
-          <w:szCs w:val="20"/>
-        </w:rPr>
-        <w:t xml:space="preserve">Lần đầu liên kết: </w:t>
+      <w:proofErr w:type="spellStart"/>
+      <w:r>
+        <w:rPr>
+          <w:rFonts w:ascii="Times New Roman" w:hAnsi="Times New Roman" w:cs="Times New Roman"/>
+          <w:sz w:val="20"/>
+          <w:szCs w:val="20"/>
+        </w:rPr>
+        <w:t>Lần đầu liên kết: 19/11/2021 22:58:08</w:t>
+      </w:r>
+      <w:proofErr w:type="spellEnd"/>
+      <w:r>
+        <w:rPr>
+          <w:rFonts w:ascii="Times New Roman" w:hAnsi="Times New Roman" w:cs="Times New Roman"/>
+          <w:sz w:val="20"/>
+          <w:szCs w:val="20"/>
+        </w:rPr>
+      </w:r>
+      <w:proofErr w:type="spellStart"/>
+      <w:r>
+        <w:rPr>
+          <w:rFonts w:ascii="Times New Roman" w:hAnsi="Times New Roman" w:cs="Times New Roman"/>
+          <w:sz w:val="20"/>
+          <w:szCs w:val="20"/>
+        </w:rPr>
+      </w:r>
+      <w:proofErr w:type="spellEnd"/>
+      <w:r>
+        <w:rPr>
+          <w:rFonts w:ascii="Times New Roman" w:hAnsi="Times New Roman" w:cs="Times New Roman"/>
+          <w:sz w:val="20"/>
+          <w:szCs w:val="20"/>
+        </w:rPr>
+      </w:r>
+      <w:proofErr w:type="spellStart"/>
+      <w:r>
+        <w:rPr>
+          <w:rFonts w:ascii="Times New Roman" w:hAnsi="Times New Roman" w:cs="Times New Roman"/>
+          <w:sz w:val="20"/>
+          <w:szCs w:val="20"/>
+        </w:rPr>
+      </w:r>
+      <w:proofErr w:type="spellEnd"/>
+      <w:r>
+        <w:rPr>
+          <w:rFonts w:ascii="Times New Roman" w:hAnsi="Times New Roman" w:cs="Times New Roman"/>
+          <w:sz w:val="20"/>
+          <w:szCs w:val="20"/>
+        </w:rPr>
+      </w:r>
+      <w:proofErr w:type="spellStart"/>
+      <w:r>
+        <w:rPr>
+          <w:rFonts w:ascii="Times New Roman" w:hAnsi="Times New Roman" w:cs="Times New Roman"/>
+          <w:sz w:val="20"/>
+          <w:szCs w:val="20"/>
+        </w:rPr>
+      </w:r>
+      <w:proofErr w:type="spellEnd"/>
+      <w:r>
+        <w:rPr>
+          <w:rFonts w:ascii="Times New Roman" w:hAnsi="Times New Roman" w:cs="Times New Roman"/>
+          <w:sz w:val="20"/>
+          <w:szCs w:val="20"/>
+        </w:rPr>
+      </w:r>
+      <w:proofErr w:type="spellStart"/>
+      <w:r>
+        <w:rPr>
+          <w:rFonts w:ascii="Times New Roman" w:hAnsi="Times New Roman" w:cs="Times New Roman"/>
+          <w:sz w:val="20"/>
+          <w:szCs w:val="20"/>
+        </w:rPr>
+      </w:r>
+      <w:proofErr w:type="spellEnd"/>
+      <w:r>
+        <w:rPr>
+          <w:rFonts w:ascii="Times New Roman" w:hAnsi="Times New Roman" w:cs="Times New Roman"/>
+          <w:sz w:val="20"/>
+          <w:szCs w:val="20"/>
+        </w:rPr>
       </w:r>
       <w:bookmarkStart w:id="0" w:name="_Hlk216855641"/>
       <w:sdt>
@@ -835,7 +1661,29 @@
         </w:sdtContent>
       </w:sdt>
       <w:bookmarkEnd w:id="0"/>
-      <w:r/>
+      <w:r>
+        <w:rPr>
+          <w:rFonts w:ascii="Times New Roman" w:hAnsi="Times New Roman" w:cs="Times New Roman"/>
+          <w:sz w:val="20"/>
+          <w:szCs w:val="20"/>
+        </w:rPr>
+      </w:r>
+      <w:proofErr w:type="spellStart"/>
+      <w:r>
+        <w:rPr>
+          <w:rFonts w:ascii="Times New Roman" w:hAnsi="Times New Roman" w:cs="Times New Roman"/>
+          <w:sz w:val="20"/>
+          <w:szCs w:val="20"/>
+        </w:rPr>
+      </w:r>
+      <w:proofErr w:type="spellEnd"/>
+      <w:r>
+        <w:rPr>
+          <w:rFonts w:ascii="Times New Roman" w:hAnsi="Times New Roman" w:cs="Times New Roman"/>
+          <w:sz w:val="20"/>
+          <w:szCs w:val="20"/>
+        </w:rPr>
+      </w:r>
     </w:p>
     <w:sectPr>
       <w:headerReference w:type="default" r:id="rId10"/>
@@ -1607,20 +2455,25 @@
     <w:rsid w:val="002870EF"/>
     <w:rsid w:val="00292D01"/>
     <w:rsid w:val="002B739B"/>
+    <w:rsid w:val="00302C4D"/>
     <w:rsid w:val="00306509"/>
     <w:rsid w:val="00313871"/>
     <w:rsid w:val="003201E7"/>
+    <w:rsid w:val="00322557"/>
     <w:rsid w:val="0034052E"/>
     <w:rsid w:val="003462A8"/>
     <w:rsid w:val="003A1BAA"/>
     <w:rsid w:val="003D56C7"/>
     <w:rsid w:val="00496173"/>
     <w:rsid w:val="004A350F"/>
+    <w:rsid w:val="00524148"/>
     <w:rsid w:val="00555727"/>
     <w:rsid w:val="005C141C"/>
     <w:rsid w:val="005C2277"/>
     <w:rsid w:val="005F6B1B"/>
+    <w:rsid w:val="0067241C"/>
     <w:rsid w:val="00674D10"/>
+    <w:rsid w:val="006D3373"/>
     <w:rsid w:val="006D7D44"/>
     <w:rsid w:val="006E0E82"/>
     <w:rsid w:val="006F1B1C"/>
@@ -2103,14 +2956,6 @@
       <w:color w:val="808080"/>
     </w:rPr>
   </w:style>
-  <w:style w:type="paragraph" w:customStyle="1" w:styleId="0492DAF25FCF4B449C4EF6C0C1BCE8FD">
-    <w:name w:val="0492DAF25FCF4B449C4EF6C0C1BCE8FD"/>
-    <w:rsid w:val="009D13EC"/>
-  </w:style>
-  <w:style w:type="paragraph" w:customStyle="1" w:styleId="740C7EC49352438D8A7DEF8A3AF0D0E2">
-    <w:name w:val="740C7EC49352438D8A7DEF8A3AF0D0E2"/>
-    <w:rsid w:val="009D13EC"/>
-  </w:style>
   <w:style w:type="paragraph" w:customStyle="1" w:styleId="E4FD3181BB4D49BB9E48105A7D7BD43C">
     <w:name w:val="E4FD3181BB4D49BB9E48105A7D7BD43C"/>
     <w:rsid w:val="00F87421"/>
